--- a/MLOps_Assignment1_Report_2025CS05041.docx
+++ b/MLOps_Assignment1_Report_2025CS05041.docx
@@ -1751,7 +1751,7 @@
         <w:rPr>
           <w:rFonts w:ascii="Courier New" w:hAnsi="Courier New"/>
         </w:rPr>
-        <w:t>git clone &lt;repo-url&gt; &amp;&amp; cd heart-disease-mlops</w:t>
+        <w:t>git clone https://github.com/dharmendra-2025cs05041/heart-disease-mlops &amp;&amp; cd heart-disease-mlops</w:t>
         <w:br/>
         <w:t>python3 -m venv venv &amp;&amp; source venv/bin/activate</w:t>
         <w:br/>
@@ -1846,7 +1846,7 @@
     </w:p>
     <w:p>
       <w:r>
-        <w:t>Repository link: https://github.com/dparsail/heart-disease-mlops (to be made public on submission).</w:t>
+        <w:t>Repository link: https://github.com/dharmendra-2025cs05041/heart-disease-mlops.</w:t>
       </w:r>
     </w:p>
     <w:p>

--- a/MLOps_Assignment1_Report_2025CS05041.docx
+++ b/MLOps_Assignment1_Report_2025CS05041.docx
@@ -1672,6 +1672,29 @@
     </w:p>
     <w:p>
       <w:pPr>
+        <w:pStyle w:val="Heading2"/>
+      </w:pPr>
+      <w:r>
+        <w:t xml:space="preserve">9.4 Public deployment on Hugging Face Spaces</w:t>
+      </w:r>
+    </w:p>
+    <w:p>
+      <w:pPr>
+        <w:jc w:val="center"/>
+      </w:pPr>
+      <w:r>
+        <w:rPr>
+          <w:b/>
+        </w:rPr>
+        <w:t xml:space="preserve">The same Docker image is also published to Hugging Face Spaces (free CPU tier, Docker SDK) so that an evaluator can hit a live /predict endpoint without cloning the repository or running anything locally. The Space is built from a lean serving-only requirements file (no MLflow, Jupyter or matplotlib), runs as the unprivileged HF user (UID 1000) on port 7860, and is rebuilt automatically every time the deployment/huggingface/deploy.sh script is run. The script reads HF_TOKEN from ~/.secrets/.env, clones the Space into a temporary directory, stages only the files required for inference (src/api, src/models, src/data_processing, models/*.pkl), pushes them, and wipes the temp clone — nothing persists on the developer machine and no token is ever saved to the working tree.
+Live API:    https://dharmendra-2025cs05041-heart-disease-api.hf.space
+Swagger UI:  https://dharmendra-2025cs05041-heart-disease-api.hf.space/docs
+Space page:  https://huggingface.co/spaces/dharmendra-2025cs05041/heart-disease-api
+The Space sleeps after periods of inactivity, so the first request after a sleep takes about 30 seconds while the container cold-starts; subsequent requests respond in well under 100 ms.</w:t>
+      </w:r>
+    </w:p>
+    <w:p>
+      <w:pPr>
         <w:pStyle w:val="Heading1"/>
       </w:pPr>
       <w:r>
